--- a/data/employees/EMP080/AST-EMP080-03.docx
+++ b/data/employees/EMP080/AST-EMP080-03.docx
@@ -7,10 +7,7 @@
         <w:pStyle w:val="Heading1"/>
       </w:pPr>
       <w:r>
-        <w:rPr>
-          <w:sz w:val="36"/>
-        </w:rPr>
-        <w:t>Design specification - EMP080</w:t>
+        <w:t>Ast Emp080 03 - EMP080</w:t>
       </w:r>
     </w:p>
     <w:p>
@@ -18,130 +15,32 @@
         <w:pStyle w:val="Heading2"/>
       </w:pPr>
       <w:r>
-        <w:t>Document Metadata</w:t>
-      </w:r>
-    </w:p>
-    <w:tbl>
-      <w:tblPr>
-        <w:tblStyle w:val="TableGrid"/>
-        <w:tblW w:type="auto" w:w="0"/>
-        <w:tblLook w:firstColumn="1" w:firstRow="1" w:lastColumn="0" w:lastRow="0" w:noHBand="0" w:noVBand="1" w:val="04A0"/>
-      </w:tblPr>
-      <w:tblGrid>
-        <w:gridCol w:w="4320"/>
-        <w:gridCol w:w="4320"/>
-      </w:tblGrid>
-      <w:tr>
-        <w:tc>
-          <w:tcPr>
-            <w:tcW w:type="dxa" w:w="4320"/>
-          </w:tcPr>
-          <w:p>
-            <w:r>
-              <w:t>Author</w:t>
-            </w:r>
-          </w:p>
-        </w:tc>
-        <w:tc>
-          <w:tcPr>
-            <w:tcW w:type="dxa" w:w="4320"/>
-          </w:tcPr>
-          <w:p>
-            <w:r>
-              <w:t>Skyler Chen</w:t>
-            </w:r>
-          </w:p>
-        </w:tc>
-      </w:tr>
-      <w:tr>
-        <w:tc>
-          <w:tcPr>
-            <w:tcW w:type="dxa" w:w="4320"/>
-          </w:tcPr>
-          <w:p>
-            <w:r>
-              <w:t>Role / Department</w:t>
-            </w:r>
-          </w:p>
-        </w:tc>
-        <w:tc>
-          <w:tcPr>
-            <w:tcW w:type="dxa" w:w="4320"/>
-          </w:tcPr>
-          <w:p>
-            <w:r>
-              <w:t>Engineer | Engineering</w:t>
-            </w:r>
-          </w:p>
-        </w:tc>
-      </w:tr>
-      <w:tr>
-        <w:tc>
-          <w:tcPr>
-            <w:tcW w:type="dxa" w:w="4320"/>
-          </w:tcPr>
-          <w:p>
-            <w:r>
-              <w:t>Location</w:t>
-            </w:r>
-          </w:p>
-        </w:tc>
-        <w:tc>
-          <w:tcPr>
-            <w:tcW w:type="dxa" w:w="4320"/>
-          </w:tcPr>
-          <w:p>
-            <w:r>
-              <w:t>Hsinchu</w:t>
-            </w:r>
-          </w:p>
-        </w:tc>
-      </w:tr>
-      <w:tr>
-        <w:tc>
-          <w:tcPr>
-            <w:tcW w:type="dxa" w:w="4320"/>
-          </w:tcPr>
-          <w:p>
-            <w:r>
-              <w:t>Last Modified</w:t>
-            </w:r>
-          </w:p>
-        </w:tc>
-        <w:tc>
-          <w:tcPr>
-            <w:tcW w:type="dxa" w:w="4320"/>
-          </w:tcPr>
-          <w:p>
-            <w:r>
-              <w:t>2025-03-25</w:t>
-            </w:r>
-          </w:p>
-        </w:tc>
-      </w:tr>
-    </w:tbl>
-    <w:p/>
-    <w:p>
-      <w:pPr>
-        <w:pStyle w:val="Heading2"/>
-      </w:pPr>
-      <w:r>
-        <w:t>Specification</w:t>
+        <w:t>Page 1</w:t>
       </w:r>
     </w:p>
     <w:p>
       <w:r>
-        <w:t>Design Specification: Microservices Event Bus Architecture</w:t>
+        <w:t>Section 1: Fabric semantic model planning. EMP080 contributes to ast emp080 03 through recurring collaboration, clear ownership boundaries, and measurable outcomes. The team captures decisions, open issues, and handoffs so that knowledge remains discoverable for future programs.</w:t>
       </w:r>
     </w:p>
     <w:p>
       <w:r>
-        <w:t>Version: 1.5</w:t>
+        <w:t>Section 2: Automation backlog refinement. EMP080 contributes to ast emp080 03 through recurring collaboration, clear ownership boundaries, and measurable outcomes. The team captures decisions, open issues, and handoffs so that knowledge remains discoverable for future programs.</w:t>
       </w:r>
     </w:p>
     <w:p>
       <w:r>
-        <w:t>This specification describes the event-driven architecture for the microservices platform. Services communicate via Azure Service Bus topics. Dead-letter queues are monitored with alerting thresholds. Schema registry enforces backward-compatible contract evolution.</w:t>
+        <w:t>Section 3: Fabric semantic model planning. EMP080 contributes to ast emp080 03 through recurring collaboration, clear ownership boundaries, and measurable outcomes. The team captures decisions, open issues, and handoffs so that knowledge remains discoverable for future programs.</w:t>
+      </w:r>
+    </w:p>
+    <w:p>
+      <w:r>
+        <w:t>Section 4: Automation backlog refinement. EMP080 contributes to ast emp080 03 through recurring collaboration, clear ownership boundaries, and measurable outcomes. The team captures decisions, open issues, and handoffs so that knowledge remains discoverable for future programs.</w:t>
+      </w:r>
+    </w:p>
+    <w:p>
+      <w:r>
+        <w:br w:type="page"/>
       </w:r>
     </w:p>
     <w:p>
@@ -149,12 +48,60 @@
         <w:pStyle w:val="Heading2"/>
       </w:pPr>
       <w:r>
-        <w:t>Author Competencies</w:t>
+        <w:t>Page 2</w:t>
       </w:r>
     </w:p>
     <w:p>
       <w:r>
-        <w:t>Synapse, Ontology, Power BI, Python</w:t>
+        <w:t>Section 1: Operational risk review. EMP080 contributes to ast emp080 03 through recurring collaboration, clear ownership boundaries, and measurable outcomes. The team captures decisions, open issues, and handoffs so that knowledge remains discoverable for future programs.</w:t>
+      </w:r>
+    </w:p>
+    <w:p>
+      <w:r>
+        <w:t>Section 2: Quarterly delivery milestones. EMP080 contributes to ast emp080 03 through recurring collaboration, clear ownership boundaries, and measurable outcomes. The team captures decisions, open issues, and handoffs so that knowledge remains discoverable for future programs.</w:t>
+      </w:r>
+    </w:p>
+    <w:p>
+      <w:r>
+        <w:t>Section 3: Data quality remediation. EMP080 contributes to ast emp080 03 through recurring collaboration, clear ownership boundaries, and measurable outcomes. The team captures decisions, open issues, and handoffs so that knowledge remains discoverable for future programs.</w:t>
+      </w:r>
+    </w:p>
+    <w:p>
+      <w:r>
+        <w:t>Section 4: Customer escalation analysis. EMP080 contributes to ast emp080 03 through recurring collaboration, clear ownership boundaries, and measurable outcomes. The team captures decisions, open issues, and handoffs so that knowledge remains discoverable for future programs.</w:t>
+      </w:r>
+    </w:p>
+    <w:p>
+      <w:r>
+        <w:br w:type="page"/>
+      </w:r>
+    </w:p>
+    <w:p>
+      <w:pPr>
+        <w:pStyle w:val="Heading2"/>
+      </w:pPr>
+      <w:r>
+        <w:t>Page 3</w:t>
+      </w:r>
+    </w:p>
+    <w:p>
+      <w:r>
+        <w:t>Section 1: Quarterly delivery milestones. EMP080 contributes to ast emp080 03 through recurring collaboration, clear ownership boundaries, and measurable outcomes. The team captures decisions, open issues, and handoffs so that knowledge remains discoverable for future programs.</w:t>
+      </w:r>
+    </w:p>
+    <w:p>
+      <w:r>
+        <w:t>Section 2: Quarterly delivery milestones. EMP080 contributes to ast emp080 03 through recurring collaboration, clear ownership boundaries, and measurable outcomes. The team captures decisions, open issues, and handoffs so that knowledge remains discoverable for future programs.</w:t>
+      </w:r>
+    </w:p>
+    <w:p>
+      <w:r>
+        <w:t>Section 3: Customer escalation analysis. EMP080 contributes to ast emp080 03 through recurring collaboration, clear ownership boundaries, and measurable outcomes. The team captures decisions, open issues, and handoffs so that knowledge remains discoverable for future programs.</w:t>
+      </w:r>
+    </w:p>
+    <w:p>
+      <w:r>
+        <w:t>Section 4: Data quality remediation. EMP080 contributes to ast emp080 03 through recurring collaboration, clear ownership boundaries, and measurable outcomes. The team captures decisions, open issues, and handoffs so that knowledge remains discoverable for future programs.</w:t>
       </w:r>
     </w:p>
     <w:sectPr>
